--- a/admin/Entente - Migration4o.docx
+++ b/admin/Entente - Migration4o.docx
@@ -30,10 +30,13 @@
         <w:t>______________________________</w:t>
       </w:r>
       <w:r>
+        <w:t>________</w:t>
+      </w:r>
+      <w:r>
         <w:t>_</w:t>
       </w:r>
       <w:r>
-        <w:t xml:space="preserve">, représentée par </w:t>
+        <w:t xml:space="preserve">, représenté par </w:t>
       </w:r>
       <w:r>
         <w:t>_</w:t>
@@ -45,19 +48,31 @@
         <w:t>__</w:t>
       </w:r>
       <w:r>
-        <w:t xml:space="preserve">, ci-après nommée « </w:t>
-      </w:r>
-      <w:r>
-        <w:rPr>
-          <w:i/>
-          <w:iCs/>
-        </w:rPr>
-        <w:t>la Ville</w:t>
+        <w:t xml:space="preserve">, </w:t>
+      </w:r>
+      <w:r>
+        <w:br/>
+      </w:r>
+      <w:r>
+        <w:t>ci-après nommé</w:t>
       </w:r>
       <w:r>
         <w:t xml:space="preserve"> </w:t>
       </w:r>
       <w:r>
+        <w:t xml:space="preserve">« </w:t>
+      </w:r>
+      <w:r>
+        <w:rPr>
+          <w:i/>
+          <w:iCs/>
+        </w:rPr>
+        <w:t>le Client</w:t>
+      </w:r>
+      <w:r>
+        <w:t xml:space="preserve"> </w:t>
+      </w:r>
+      <w:r>
         <w:t>»</w:t>
       </w:r>
       <w:r>
@@ -70,6 +85,7 @@
     <w:p>
       <w:pPr>
         <w:pStyle w:val="Heading2"/>
+        <w:spacing w:before="240"/>
       </w:pPr>
       <w:r>
         <w:t>ET</w:t>
@@ -136,28 +152,12 @@
           <w:numId w:val="3"/>
         </w:numPr>
       </w:pPr>
-      <w:proofErr w:type="gramStart"/>
-      <w:r>
-        <w:rPr>
-          <w:i/>
-          <w:iCs/>
-        </w:rPr>
-        <w:t>l</w:t>
-      </w:r>
-      <w:r>
-        <w:rPr>
-          <w:i/>
-          <w:iCs/>
-        </w:rPr>
-        <w:t>a</w:t>
-      </w:r>
-      <w:proofErr w:type="gramEnd"/>
-      <w:r>
-        <w:rPr>
-          <w:i/>
-          <w:iCs/>
-        </w:rPr>
-        <w:t xml:space="preserve"> Ville</w:t>
+      <w:r>
+        <w:rPr>
+          <w:i/>
+          <w:iCs/>
+        </w:rPr>
+        <w:t>le Client</w:t>
       </w:r>
       <w:r>
         <w:t xml:space="preserve"> souhaite obtenir du </w:t>
@@ -187,13 +187,8 @@
           <w:numId w:val="3"/>
         </w:numPr>
       </w:pPr>
-      <w:proofErr w:type="gramStart"/>
-      <w:r>
-        <w:t>le</w:t>
-      </w:r>
-      <w:proofErr w:type="gramEnd"/>
-      <w:r>
-        <w:t xml:space="preserve"> coût de traitement est établi par </w:t>
+      <w:r>
+        <w:t xml:space="preserve">le coût de traitement est établi par </w:t>
       </w:r>
       <w:r>
         <w:rPr>
@@ -203,14 +198,10 @@
         <w:t>le Fournisseur</w:t>
       </w:r>
       <w:r>
-        <w:t xml:space="preserve"> en fonction du nombre réel d’entrées dans la base de données de </w:t>
-      </w:r>
-      <w:r>
-        <w:rPr>
-          <w:i/>
-          <w:iCs/>
-        </w:rPr>
-        <w:t>la Ville</w:t>
+        <w:t xml:space="preserve"> en fonction du nombre réel d’entrées dans la base de données </w:t>
+      </w:r>
+      <w:r>
+        <w:t>du Client</w:t>
       </w:r>
       <w:r>
         <w:t xml:space="preserve">, et que </w:t>
@@ -223,14 +214,17 @@
         <w:t>le Fournisseur</w:t>
       </w:r>
       <w:r>
-        <w:t xml:space="preserve"> a donc besoin d’une copie complète de la base de données Première Ligne de </w:t>
-      </w:r>
-      <w:r>
-        <w:rPr>
-          <w:i/>
-          <w:iCs/>
-        </w:rPr>
-        <w:t>la Ville</w:t>
+        <w:t xml:space="preserve"> a donc besoin d’une copie complète de la base de données Première Ligne </w:t>
+      </w:r>
+      <w:r>
+        <w:t xml:space="preserve">du </w:t>
+      </w:r>
+      <w:r>
+        <w:rPr>
+          <w:i/>
+          <w:iCs/>
+        </w:rPr>
+        <w:t>Client</w:t>
       </w:r>
       <w:r>
         <w:t xml:space="preserve"> pour préparer une soumission en bonne et due forme</w:t>
@@ -250,13 +244,21 @@
           <w:numId w:val="3"/>
         </w:numPr>
       </w:pPr>
-      <w:proofErr w:type="gramStart"/>
-      <w:r>
-        <w:t>la</w:t>
-      </w:r>
-      <w:proofErr w:type="gramEnd"/>
-      <w:r>
-        <w:t xml:space="preserve"> base de données Première Ligne de la Ville contient des informations sensibles qui doivent faire l’objet de dispositions particulières quant à la confidentialité et la protection de ces informations</w:t>
+      <w:r>
+        <w:t xml:space="preserve">la base de données Première Ligne </w:t>
+      </w:r>
+      <w:r>
+        <w:t xml:space="preserve">du </w:t>
+      </w:r>
+      <w:r>
+        <w:rPr>
+          <w:i/>
+          <w:iCs/>
+        </w:rPr>
+        <w:t>Client</w:t>
+      </w:r>
+      <w:r>
+        <w:t xml:space="preserve"> contient des informations sensibles qui doivent faire l’objet de dispositions particulières quant à la confidentialité et la protection de ces informations</w:t>
       </w:r>
       <w:r>
         <w:t xml:space="preserve"> ;</w:t>
@@ -270,31 +272,25 @@
           <w:numId w:val="3"/>
         </w:numPr>
       </w:pPr>
-      <w:proofErr w:type="gramStart"/>
-      <w:r>
-        <w:rPr>
-          <w:i/>
-          <w:iCs/>
-        </w:rPr>
-        <w:t>le</w:t>
-      </w:r>
-      <w:proofErr w:type="gramEnd"/>
-      <w:r>
-        <w:rPr>
-          <w:i/>
-          <w:iCs/>
-        </w:rPr>
-        <w:t xml:space="preserve"> Fournisseur</w:t>
-      </w:r>
-      <w:r>
-        <w:t xml:space="preserve"> transmettra en retour à </w:t>
-      </w:r>
-      <w:r>
-        <w:rPr>
-          <w:i/>
-          <w:iCs/>
-        </w:rPr>
-        <w:t>la Ville</w:t>
+      <w:r>
+        <w:rPr>
+          <w:i/>
+          <w:iCs/>
+        </w:rPr>
+        <w:t>le Fournisseur</w:t>
+      </w:r>
+      <w:r>
+        <w:t xml:space="preserve"> transmettra en retour </w:t>
+      </w:r>
+      <w:r>
+        <w:t>au</w:t>
+      </w:r>
+      <w:r>
+        <w:rPr>
+          <w:i/>
+          <w:iCs/>
+        </w:rPr>
+        <w:t xml:space="preserve"> Client</w:t>
       </w:r>
       <w:r>
         <w:t xml:space="preserve"> des informations confidentielles</w:t>
@@ -321,21 +317,12 @@
           <w:numId w:val="3"/>
         </w:numPr>
       </w:pPr>
-      <w:proofErr w:type="gramStart"/>
-      <w:r>
-        <w:rPr>
-          <w:i/>
-          <w:iCs/>
-        </w:rPr>
-        <w:t>la</w:t>
-      </w:r>
-      <w:proofErr w:type="gramEnd"/>
-      <w:r>
-        <w:rPr>
-          <w:i/>
-          <w:iCs/>
-        </w:rPr>
-        <w:t xml:space="preserve"> Ville</w:t>
+      <w:r>
+        <w:rPr>
+          <w:i/>
+          <w:iCs/>
+        </w:rPr>
+        <w:t>le Client</w:t>
       </w:r>
       <w:r>
         <w:t xml:space="preserve"> pourrait — sans obligation — procéder ultérieurement à l’achat du service Migration4o, ce qui nécessiterait encore une fois la communication</w:t>
@@ -438,13 +425,31 @@
           <w:numId w:val="5"/>
         </w:numPr>
       </w:pPr>
-      <w:proofErr w:type="gramStart"/>
-      <w:r>
-        <w:t>le</w:t>
-      </w:r>
-      <w:proofErr w:type="gramEnd"/>
-      <w:r>
-        <w:t xml:space="preserve"> contenu de la base de données Première Ligne de la Ville transmis au Fournisseur, ainsi que toutes les pièces jointes et fichiers de support s’y rattachant; </w:t>
+      <w:r>
+        <w:t xml:space="preserve">le contenu de la base de données Première Ligne </w:t>
+      </w:r>
+      <w:r>
+        <w:t xml:space="preserve">du </w:t>
+      </w:r>
+      <w:r>
+        <w:rPr>
+          <w:i/>
+          <w:iCs/>
+        </w:rPr>
+        <w:t>Client</w:t>
+      </w:r>
+      <w:r>
+        <w:t xml:space="preserve"> transmis au </w:t>
+      </w:r>
+      <w:r>
+        <w:rPr>
+          <w:i/>
+          <w:iCs/>
+        </w:rPr>
+        <w:t>Fournisseur</w:t>
+      </w:r>
+      <w:r>
+        <w:t xml:space="preserve">, ainsi que toutes les pièces jointes et fichiers de support s’y rattachant; </w:t>
       </w:r>
     </w:p>
     <w:p>
@@ -455,13 +460,21 @@
           <w:numId w:val="5"/>
         </w:numPr>
       </w:pPr>
-      <w:proofErr w:type="gramStart"/>
-      <w:r>
-        <w:t>les</w:t>
-      </w:r>
-      <w:proofErr w:type="gramEnd"/>
-      <w:r>
-        <w:t xml:space="preserve"> fichiers produits par Migration4o contenant des données de la Ville, notamment les fichiers XML, HTML, et les pièces jointes et fichiers de support ;</w:t>
+      <w:r>
+        <w:t xml:space="preserve">les fichiers produits par Migration4o contenant des données </w:t>
+      </w:r>
+      <w:r>
+        <w:t xml:space="preserve">du </w:t>
+      </w:r>
+      <w:r>
+        <w:rPr>
+          <w:i/>
+          <w:iCs/>
+        </w:rPr>
+        <w:t>Client</w:t>
+      </w:r>
+      <w:r>
+        <w:t>, notamment les fichiers XML, HTML, et les pièces jointes et fichiers de support ;</w:t>
       </w:r>
     </w:p>
     <w:p>
@@ -472,13 +485,8 @@
           <w:numId w:val="5"/>
         </w:numPr>
       </w:pPr>
-      <w:proofErr w:type="gramStart"/>
-      <w:r>
-        <w:t>le</w:t>
-      </w:r>
-      <w:proofErr w:type="gramEnd"/>
-      <w:r>
-        <w:t xml:space="preserve"> schéma de données </w:t>
+      <w:r>
+        <w:t xml:space="preserve">le schéma de données </w:t>
       </w:r>
       <w:r>
         <w:t>(</w:t>
@@ -490,7 +498,10 @@
         <w:t>)</w:t>
       </w:r>
       <w:r>
-        <w:t xml:space="preserve"> produit par Migration4O</w:t>
+        <w:t xml:space="preserve"> produit par Migration4</w:t>
+      </w:r>
+      <w:r>
+        <w:t>o</w:t>
       </w:r>
       <w:r>
         <w:t xml:space="preserve"> ;</w:t>
@@ -504,13 +515,8 @@
           <w:numId w:val="5"/>
         </w:numPr>
       </w:pPr>
-      <w:proofErr w:type="gramStart"/>
-      <w:r>
-        <w:t>la</w:t>
-      </w:r>
-      <w:proofErr w:type="gramEnd"/>
-      <w:r>
-        <w:t xml:space="preserve"> soumission présentée par </w:t>
+      <w:r>
+        <w:t xml:space="preserve">la soumission présentée par </w:t>
       </w:r>
       <w:r>
         <w:rPr>
@@ -520,14 +526,17 @@
         <w:t>le Fournisseur</w:t>
       </w:r>
       <w:r>
-        <w:t xml:space="preserve"> à </w:t>
-      </w:r>
-      <w:r>
-        <w:rPr>
-          <w:i/>
-          <w:iCs/>
-        </w:rPr>
-        <w:t>la Ville</w:t>
+        <w:t xml:space="preserve"> </w:t>
+      </w:r>
+      <w:r>
+        <w:t>au</w:t>
+      </w:r>
+      <w:r>
+        <w:rPr>
+          <w:i/>
+          <w:iCs/>
+        </w:rPr>
+        <w:t xml:space="preserve"> Client</w:t>
       </w:r>
       <w:r>
         <w:t>.</w:t>
@@ -552,14 +561,17 @@
         <w:t xml:space="preserve"> : </w:t>
       </w:r>
       <w:r>
-        <w:t xml:space="preserve">l’ensemble des données provenant de la base de données Première Ligne de </w:t>
-      </w:r>
-      <w:r>
-        <w:rPr>
-          <w:i/>
-          <w:iCs/>
-        </w:rPr>
-        <w:t>la Ville</w:t>
+        <w:t xml:space="preserve">l’ensemble des données provenant de la base de données Première Ligne </w:t>
+      </w:r>
+      <w:r>
+        <w:t xml:space="preserve">du </w:t>
+      </w:r>
+      <w:r>
+        <w:rPr>
+          <w:i/>
+          <w:iCs/>
+        </w:rPr>
+        <w:t>Client</w:t>
       </w:r>
       <w:r>
         <w:t xml:space="preserve"> (ainsi que pièces jointes et fichiers de support) divulguée </w:t>
@@ -582,14 +594,17 @@
         <w:t>le Fournisseur</w:t>
       </w:r>
       <w:r>
-        <w:t xml:space="preserve"> et retransmises à </w:t>
-      </w:r>
-      <w:r>
-        <w:rPr>
-          <w:i/>
-          <w:iCs/>
-        </w:rPr>
-        <w:t>la Ville</w:t>
+        <w:t xml:space="preserve"> et retransmises </w:t>
+      </w:r>
+      <w:r>
+        <w:t>au</w:t>
+      </w:r>
+      <w:r>
+        <w:rPr>
+          <w:i/>
+          <w:iCs/>
+        </w:rPr>
+        <w:t xml:space="preserve"> Client</w:t>
       </w:r>
       <w:r>
         <w:t>.</w:t>
@@ -624,7 +639,14 @@
           <w:i/>
           <w:iCs/>
         </w:rPr>
-        <w:t>à la Ville</w:t>
+        <w:t>au</w:t>
+      </w:r>
+      <w:r>
+        <w:rPr>
+          <w:i/>
+          <w:iCs/>
+        </w:rPr>
+        <w:t xml:space="preserve"> Client</w:t>
       </w:r>
       <w:r>
         <w:t xml:space="preserve"> par </w:t>
@@ -683,7 +705,6 @@
         <w:t xml:space="preserve">nformation confidentielle ou de </w:t>
       </w:r>
       <w:r>
-        <w:lastRenderedPageBreak/>
         <w:t>d</w:t>
       </w:r>
       <w:r>
@@ -718,13 +739,24 @@
           <w:b/>
           <w:bCs/>
         </w:rPr>
+        <w:lastRenderedPageBreak/>
         <w:t>Sous-traitant</w:t>
       </w:r>
       <w:r>
         <w:t xml:space="preserve"> : </w:t>
       </w:r>
       <w:r>
-        <w:t>tout tiers (incluant un fournisseur infonuagique) auquel le Fournisseur confie en tout ou en partie le traitement, l’hébergement ou l’accès aux données.</w:t>
+        <w:t xml:space="preserve">tout tiers (incluant un fournisseur infonuagique) auquel le </w:t>
+      </w:r>
+      <w:r>
+        <w:rPr>
+          <w:i/>
+          <w:iCs/>
+        </w:rPr>
+        <w:t>Fournisseur</w:t>
+      </w:r>
+      <w:r>
+        <w:t xml:space="preserve"> confie en tout ou en partie le traitement, l’hébergement ou l’accès aux données.</w:t>
       </w:r>
       <w:r>
         <w:br/>
@@ -759,7 +791,7 @@
           <w:i/>
           <w:iCs/>
         </w:rPr>
-        <w:t>la Ville</w:t>
+        <w:t>le Client</w:t>
       </w:r>
       <w:r>
         <w:t xml:space="preserve"> et </w:t>
@@ -784,14 +816,10 @@
         <w:t xml:space="preserve">, </w:t>
       </w:r>
       <w:r>
-        <w:t xml:space="preserve">une estimation du coût de traitement complet des données de </w:t>
-      </w:r>
-      <w:r>
-        <w:rPr>
-          <w:i/>
-          <w:iCs/>
-        </w:rPr>
-        <w:t>la Ville</w:t>
+        <w:t xml:space="preserve">une estimation du coût de traitement complet des données </w:t>
+      </w:r>
+      <w:r>
+        <w:t>du Client</w:t>
       </w:r>
       <w:r>
         <w:t>, et potentiellement, le traitement éventuel complet de la base de données.</w:t>
@@ -996,6 +1024,9 @@
       <w:r>
         <w:t>les Informations confidentielles avec un niveau de diligence au moins équivalent à celui appliqué à ses informations les plus sensibles et, minimalement, conformément aux exigences de sécurité de l’Annexe A.</w:t>
       </w:r>
+      <w:r>
+        <w:br/>
+      </w:r>
     </w:p>
     <w:p>
       <w:pPr>
@@ -1029,14 +1060,17 @@
         <w:t xml:space="preserve">t </w:t>
       </w:r>
       <w:r>
-        <w:t xml:space="preserve">sans autorisation écrite préalable de </w:t>
-      </w:r>
-      <w:r>
-        <w:rPr>
-          <w:i/>
-          <w:iCs/>
-        </w:rPr>
-        <w:t>la Ville</w:t>
+        <w:t xml:space="preserve">sans autorisation écrite préalable </w:t>
+      </w:r>
+      <w:r>
+        <w:t xml:space="preserve">du </w:t>
+      </w:r>
+      <w:r>
+        <w:rPr>
+          <w:i/>
+          <w:iCs/>
+        </w:rPr>
+        <w:t>Client</w:t>
       </w:r>
       <w:r>
         <w:t>, outre que ceux mentionnés à l’Annexe A</w:t>
@@ -1068,6 +1102,9 @@
       </w:r>
       <w:r>
         <w:t>.</w:t>
+      </w:r>
+      <w:r>
+        <w:br/>
       </w:r>
     </w:p>
     <w:p>
@@ -1083,113 +1120,90 @@
           <w:b/>
           <w:bCs/>
         </w:rPr>
-        <w:t>Incident de confidentialité</w:t>
-      </w:r>
-      <w:r>
-        <w:t xml:space="preserve"> : </w:t>
-      </w:r>
-      <w:r>
-        <w:rPr>
-          <w:i/>
-          <w:iCs/>
-        </w:rPr>
-        <w:t>l</w:t>
-      </w:r>
-      <w:r>
-        <w:rPr>
-          <w:i/>
-          <w:iCs/>
-        </w:rPr>
-        <w:t>e Fournisseur</w:t>
-      </w:r>
-      <w:r>
-        <w:t xml:space="preserve"> avisera </w:t>
-      </w:r>
-      <w:r>
-        <w:rPr>
-          <w:i/>
-          <w:iCs/>
-        </w:rPr>
-        <w:t>la Ville</w:t>
-      </w:r>
-      <w:r>
-        <w:t xml:space="preserve"> sans délai indu et au plus tard dans </w:t>
+        <w:t xml:space="preserve">Transmission </w:t>
+      </w:r>
+      <w:r>
+        <w:rPr>
+          <w:b/>
+          <w:bCs/>
+        </w:rPr>
+        <w:t>des données traitées </w:t>
+      </w:r>
+      <w:r>
+        <w:t xml:space="preserve">: le </w:t>
+      </w:r>
+      <w:r>
+        <w:rPr>
+          <w:i/>
+          <w:iCs/>
+        </w:rPr>
+        <w:t>Client</w:t>
+      </w:r>
+      <w:r>
+        <w:t xml:space="preserve"> et le </w:t>
+      </w:r>
+      <w:r>
+        <w:rPr>
+          <w:i/>
+          <w:iCs/>
+        </w:rPr>
+        <w:t>Fournisseur</w:t>
+      </w:r>
+      <w:r>
+        <w:t xml:space="preserve"> conviendront d’une manière sécuritaire pour transmettre les données traitées en retour au </w:t>
+      </w:r>
+      <w:r>
+        <w:rPr>
+          <w:i/>
+          <w:iCs/>
+        </w:rPr>
+        <w:t>Client</w:t>
+      </w:r>
+      <w:r>
+        <w:t xml:space="preserve">. Dans l’éventualité où le </w:t>
+      </w:r>
+      <w:r>
+        <w:rPr>
+          <w:i/>
+          <w:iCs/>
+        </w:rPr>
+        <w:t>Client</w:t>
+      </w:r>
+      <w:r>
+        <w:t xml:space="preserve"> souhaiterait faire transmettre ses données directement à une </w:t>
+      </w:r>
+      <w:r>
+        <w:t>plateforme en ligne</w:t>
+      </w:r>
+      <w:r>
+        <w:t xml:space="preserve"> via une API, le </w:t>
+      </w:r>
+      <w:r>
+        <w:rPr>
+          <w:i/>
+          <w:iCs/>
+        </w:rPr>
+        <w:t>Fournisseur</w:t>
+      </w:r>
+      <w:r>
+        <w:t xml:space="preserve"> ne peut être tenu responsable de la sécurité de </w:t>
       </w:r>
       <w:proofErr w:type="gramStart"/>
       <w:r>
-        <w:t xml:space="preserve">un délai de </w:t>
-      </w:r>
-      <w:r>
-        <w:t>24 heures ouvrables</w:t>
+        <w:t>la dite</w:t>
       </w:r>
       <w:proofErr w:type="gramEnd"/>
       <w:r>
-        <w:t xml:space="preserve"> suivant la</w:t>
-      </w:r>
-      <w:r>
-        <w:t xml:space="preserve"> </w:t>
-      </w:r>
-      <w:r>
-        <w:t>connaissance d’un</w:t>
-      </w:r>
-      <w:r>
-        <w:t xml:space="preserve"> i</w:t>
-      </w:r>
-      <w:r>
-        <w:t>ncident de confidentialité. L’avis devra inclure, dans la mesure du possible : la</w:t>
-      </w:r>
-      <w:r>
-        <w:t xml:space="preserve"> </w:t>
-      </w:r>
-      <w:r>
-        <w:t xml:space="preserve">nature de l’incident; les </w:t>
-      </w:r>
-      <w:r>
-        <w:t>d</w:t>
-      </w:r>
-      <w:r>
-        <w:t xml:space="preserve">onnées touchées; la période; </w:t>
-      </w:r>
-      <w:r>
-        <w:t>l</w:t>
-      </w:r>
-      <w:r>
-        <w:t>es mesures de confinement et de</w:t>
-      </w:r>
-      <w:r>
-        <w:t xml:space="preserve"> </w:t>
-      </w:r>
-      <w:r>
-        <w:t xml:space="preserve">correction; l’évaluation d’impact; un point de contact responsable. </w:t>
-      </w:r>
-      <w:r>
-        <w:rPr>
-          <w:i/>
-          <w:iCs/>
-        </w:rPr>
-        <w:t>Le Fournisseur</w:t>
-      </w:r>
-      <w:r>
-        <w:t xml:space="preserve"> coopérera</w:t>
-      </w:r>
-      <w:r>
-        <w:t xml:space="preserve"> </w:t>
-      </w:r>
-      <w:r>
-        <w:t xml:space="preserve">pleinement avec </w:t>
-      </w:r>
-      <w:r>
-        <w:rPr>
-          <w:i/>
-          <w:iCs/>
-        </w:rPr>
-        <w:t>la Ville</w:t>
-      </w:r>
-      <w:r>
-        <w:t xml:space="preserve"> pour toute enquête et toute mesure corrective</w:t>
+        <w:t xml:space="preserve"> API</w:t>
+      </w:r>
+      <w:r>
+        <w:t xml:space="preserve"> ou des moyens de transit utilisés</w:t>
       </w:r>
       <w:r>
         <w:t>.</w:t>
+      </w:r>
+      <w:r>
+        <w:br/>
       </w:r>
     </w:p>
     <w:p>
@@ -1205,76 +1219,116 @@
           <w:b/>
           <w:bCs/>
         </w:rPr>
-        <w:t>Retour, destruction et attestation</w:t>
+        <w:t>Incident de confidentialité</w:t>
       </w:r>
       <w:r>
         <w:t xml:space="preserve"> : </w:t>
       </w:r>
       <w:r>
-        <w:t>à</w:t>
-      </w:r>
-      <w:r>
-        <w:t xml:space="preserve"> la demande de </w:t>
-      </w:r>
-      <w:r>
-        <w:rPr>
-          <w:i/>
-          <w:iCs/>
-        </w:rPr>
-        <w:t>la Ville</w:t>
-      </w:r>
-      <w:r>
-        <w:t xml:space="preserve">, ou à la fin de l’Objet (selon la première éventualité), </w:t>
-      </w:r>
-      <w:r>
-        <w:rPr>
-          <w:i/>
-          <w:iCs/>
-        </w:rPr>
-        <w:t>le Fournisseur</w:t>
-      </w:r>
-      <w:r>
-        <w:t xml:space="preserve"> retournera</w:t>
+        <w:rPr>
+          <w:i/>
+          <w:iCs/>
+        </w:rPr>
+        <w:t>l</w:t>
+      </w:r>
+      <w:r>
+        <w:rPr>
+          <w:i/>
+          <w:iCs/>
+        </w:rPr>
+        <w:t>e Fournisseur</w:t>
+      </w:r>
+      <w:r>
+        <w:t xml:space="preserve"> avisera </w:t>
+      </w:r>
+      <w:r>
+        <w:rPr>
+          <w:i/>
+          <w:iCs/>
+        </w:rPr>
+        <w:t>le Client</w:t>
+      </w:r>
+      <w:r>
+        <w:t xml:space="preserve"> sans délai indu et au plus tard dans </w:t>
+      </w:r>
+      <w:proofErr w:type="gramStart"/>
+      <w:r>
+        <w:t xml:space="preserve">un délai de </w:t>
+      </w:r>
+      <w:r>
+        <w:t>24 heures ouvrables</w:t>
+      </w:r>
+      <w:proofErr w:type="gramEnd"/>
+      <w:r>
+        <w:t xml:space="preserve"> suivant la</w:t>
       </w:r>
       <w:r>
         <w:t xml:space="preserve"> </w:t>
       </w:r>
       <w:r>
-        <w:t xml:space="preserve">ou détruira de manière sécuritaire toutes les </w:t>
-      </w:r>
-      <w:r>
-        <w:t>i</w:t>
-      </w:r>
-      <w:r>
-        <w:t xml:space="preserve">nformations confidentielles et </w:t>
+        <w:t>connaissance d’un</w:t>
+      </w:r>
+      <w:r>
+        <w:t xml:space="preserve"> i</w:t>
+      </w:r>
+      <w:r>
+        <w:t>ncident de confidentialité. L’avis devra inclure, dans la mesure du possible : la</w:t>
+      </w:r>
+      <w:r>
+        <w:t xml:space="preserve"> </w:t>
+      </w:r>
+      <w:r>
+        <w:t xml:space="preserve">nature de l’incident; les </w:t>
       </w:r>
       <w:r>
         <w:t>d</w:t>
       </w:r>
       <w:r>
-        <w:t>onnées, incluant copies,</w:t>
+        <w:t xml:space="preserve">onnées touchées; la période; </w:t>
+      </w:r>
+      <w:r>
+        <w:t>l</w:t>
+      </w:r>
+      <w:r>
+        <w:t>es mesures de confinement et de</w:t>
       </w:r>
       <w:r>
         <w:t xml:space="preserve"> </w:t>
       </w:r>
       <w:r>
-        <w:t>environnements de test et supports de sauvegarde, sauf exigence légale</w:t>
-      </w:r>
-      <w:r>
-        <w:t xml:space="preserve"> d</w:t>
-      </w:r>
-      <w:r>
-        <w:t xml:space="preserve">ocumentée. Sur demande, </w:t>
-      </w:r>
-      <w:r>
-        <w:rPr>
-          <w:i/>
-          <w:iCs/>
-        </w:rPr>
-        <w:t>le Fournisseur</w:t>
-      </w:r>
-      <w:r>
-        <w:t xml:space="preserve"> fournira une attestation écrite de retour/destruction.</w:t>
+        <w:t xml:space="preserve">correction; l’évaluation d’impact; un point de contact responsable. </w:t>
+      </w:r>
+      <w:r>
+        <w:rPr>
+          <w:i/>
+          <w:iCs/>
+        </w:rPr>
+        <w:t>Le Fournisseur</w:t>
+      </w:r>
+      <w:r>
+        <w:t xml:space="preserve"> coopérera</w:t>
+      </w:r>
+      <w:r>
+        <w:t xml:space="preserve"> </w:t>
+      </w:r>
+      <w:r>
+        <w:t xml:space="preserve">pleinement avec </w:t>
+      </w:r>
+      <w:r>
+        <w:rPr>
+          <w:i/>
+          <w:iCs/>
+        </w:rPr>
+        <w:t>le Client</w:t>
+      </w:r>
+      <w:r>
+        <w:t xml:space="preserve"> pour toute enquête et toute mesure corrective</w:t>
+      </w:r>
+      <w:r>
+        <w:t>.</w:t>
+      </w:r>
+      <w:r>
+        <w:br/>
       </w:r>
     </w:p>
     <w:p>
@@ -1290,16 +1344,45 @@
           <w:b/>
           <w:bCs/>
         </w:rPr>
-        <w:t>Propriété et droits</w:t>
+        <w:t>Retour, destruction et attestation</w:t>
       </w:r>
       <w:r>
         <w:t xml:space="preserve"> : </w:t>
       </w:r>
       <w:r>
-        <w:t>t</w:t>
-      </w:r>
-      <w:r>
-        <w:t xml:space="preserve">outes les </w:t>
+        <w:t>à</w:t>
+      </w:r>
+      <w:r>
+        <w:t xml:space="preserve"> la demande </w:t>
+      </w:r>
+      <w:r>
+        <w:t xml:space="preserve">du </w:t>
+      </w:r>
+      <w:r>
+        <w:rPr>
+          <w:i/>
+          <w:iCs/>
+        </w:rPr>
+        <w:t>Client</w:t>
+      </w:r>
+      <w:r>
+        <w:t xml:space="preserve">, ou à la fin de l’Objet (selon la première éventualité), </w:t>
+      </w:r>
+      <w:r>
+        <w:rPr>
+          <w:i/>
+          <w:iCs/>
+        </w:rPr>
+        <w:t>le Fournisseur</w:t>
+      </w:r>
+      <w:r>
+        <w:t xml:space="preserve"> retournera</w:t>
+      </w:r>
+      <w:r>
+        <w:t xml:space="preserve"> </w:t>
+      </w:r>
+      <w:r>
+        <w:t xml:space="preserve">ou détruira de manière sécuritaire toutes les </w:t>
       </w:r>
       <w:r>
         <w:t>i</w:t>
@@ -1311,85 +1394,32 @@
         <w:t>d</w:t>
       </w:r>
       <w:r>
-        <w:t xml:space="preserve">onnées demeurent la propriété exclusive de </w:t>
-      </w:r>
-      <w:r>
-        <w:rPr>
-          <w:i/>
-          <w:iCs/>
-        </w:rPr>
-        <w:t>la Ville</w:t>
-      </w:r>
-      <w:r>
-        <w:t xml:space="preserve"> (à l’exception du schéma de données, qui est propriété du </w:t>
-      </w:r>
-      <w:r>
-        <w:rPr>
-          <w:i/>
-          <w:iCs/>
-        </w:rPr>
-        <w:t>Fournisseur</w:t>
-      </w:r>
-      <w:r>
-        <w:t>)</w:t>
-      </w:r>
-      <w:r>
-        <w:t>. Aucune</w:t>
+        <w:t>onnées, incluant copies,</w:t>
       </w:r>
       <w:r>
         <w:t xml:space="preserve"> </w:t>
       </w:r>
       <w:r>
-        <w:t xml:space="preserve">licence ou cession n’est accordée au </w:t>
-      </w:r>
-      <w:r>
-        <w:rPr>
-          <w:i/>
-          <w:iCs/>
-        </w:rPr>
-        <w:t>Fournisseur</w:t>
-      </w:r>
-      <w:r>
-        <w:t>, sauf un droit limité d’utilisation strictement nécessaire</w:t>
-      </w:r>
-      <w:r>
-        <w:t xml:space="preserve"> </w:t>
-      </w:r>
-      <w:r>
-        <w:t xml:space="preserve">à l’Objet. Le </w:t>
-      </w:r>
-      <w:r>
-        <w:rPr>
-          <w:i/>
-          <w:iCs/>
-        </w:rPr>
-        <w:t>Fournisseur</w:t>
-      </w:r>
-      <w:r>
-        <w:t xml:space="preserve"> conserve ses droits de propriété intellectuelle préexistants; toutefois, </w:t>
-      </w:r>
-      <w:r>
-        <w:lastRenderedPageBreak/>
-        <w:t>aucune</w:t>
-      </w:r>
-      <w:r>
-        <w:t xml:space="preserve"> </w:t>
-      </w:r>
-      <w:r>
-        <w:t>Information confidentielle ne peut être incorporée à ses produits ou services sans autorisation écrite de</w:t>
-      </w:r>
-      <w:r>
-        <w:t xml:space="preserve"> </w:t>
-      </w:r>
-      <w:r>
-        <w:rPr>
-          <w:i/>
-          <w:iCs/>
-        </w:rPr>
-        <w:t>la Ville</w:t>
-      </w:r>
-      <w:r>
-        <w:t>.</w:t>
+        <w:t>environnements de test et supports de sauvegarde, sauf exigence légale</w:t>
+      </w:r>
+      <w:r>
+        <w:t xml:space="preserve"> d</w:t>
+      </w:r>
+      <w:r>
+        <w:t xml:space="preserve">ocumentée. Sur demande, </w:t>
+      </w:r>
+      <w:r>
+        <w:rPr>
+          <w:i/>
+          <w:iCs/>
+        </w:rPr>
+        <w:t>le Fournisseur</w:t>
+      </w:r>
+      <w:r>
+        <w:t xml:space="preserve"> fournira une attestation écrite de retour/destruction.</w:t>
+      </w:r>
+      <w:r>
+        <w:br/>
       </w:r>
     </w:p>
     <w:p>
@@ -1405,33 +1435,106 @@
           <w:b/>
           <w:bCs/>
         </w:rPr>
-        <w:t>Non-concurrence</w:t>
-      </w:r>
-      <w:r>
-        <w:t xml:space="preserve"> : </w:t>
-      </w:r>
-      <w:r>
-        <w:rPr>
-          <w:i/>
-          <w:iCs/>
-        </w:rPr>
-        <w:t>la Ville</w:t>
-      </w:r>
-      <w:r>
-        <w:t xml:space="preserve"> ne transmettra pas les Informations confidentielles fournies par </w:t>
-      </w:r>
-      <w:r>
-        <w:rPr>
-          <w:i/>
-          <w:iCs/>
-        </w:rPr>
-        <w:t>le Fournisseur</w:t>
-      </w:r>
-      <w:r>
-        <w:t xml:space="preserve"> à un tiers, ni n’utilisera ces informations pour produire une solution raisonnablement jugée concurrente</w:t>
-      </w:r>
-      <w:r>
-        <w:t>, développée par elle-même ou un tiers</w:t>
+        <w:t>Propriété et droits</w:t>
+      </w:r>
+      <w:r>
+        <w:t xml:space="preserve"> : </w:t>
+      </w:r>
+      <w:r>
+        <w:t>t</w:t>
+      </w:r>
+      <w:r>
+        <w:t xml:space="preserve">outes les </w:t>
+      </w:r>
+      <w:r>
+        <w:t>i</w:t>
+      </w:r>
+      <w:r>
+        <w:t xml:space="preserve">nformations confidentielles et </w:t>
+      </w:r>
+      <w:r>
+        <w:t>d</w:t>
+      </w:r>
+      <w:r>
+        <w:t xml:space="preserve">onnées demeurent la propriété exclusive </w:t>
+      </w:r>
+      <w:r>
+        <w:t xml:space="preserve">du </w:t>
+      </w:r>
+      <w:r>
+        <w:rPr>
+          <w:i/>
+          <w:iCs/>
+        </w:rPr>
+        <w:t>Client</w:t>
+      </w:r>
+      <w:r>
+        <w:t xml:space="preserve"> (à l’exception du schéma de données, qui est propriété du </w:t>
+      </w:r>
+      <w:r>
+        <w:rPr>
+          <w:i/>
+          <w:iCs/>
+        </w:rPr>
+        <w:t>Fournisseur</w:t>
+      </w:r>
+      <w:r>
+        <w:t>)</w:t>
+      </w:r>
+      <w:r>
+        <w:t>. Aucune</w:t>
+      </w:r>
+      <w:r>
+        <w:t xml:space="preserve"> </w:t>
+      </w:r>
+      <w:r>
+        <w:t xml:space="preserve">licence ou cession n’est accordée au </w:t>
+      </w:r>
+      <w:r>
+        <w:rPr>
+          <w:i/>
+          <w:iCs/>
+        </w:rPr>
+        <w:t>Fournisseur</w:t>
+      </w:r>
+      <w:r>
+        <w:t>, sauf un droit limité d’utilisation strictement nécessaire</w:t>
+      </w:r>
+      <w:r>
+        <w:t xml:space="preserve"> </w:t>
+      </w:r>
+      <w:r>
+        <w:t xml:space="preserve">à l’Objet. Le </w:t>
+      </w:r>
+      <w:r>
+        <w:rPr>
+          <w:i/>
+          <w:iCs/>
+        </w:rPr>
+        <w:t>Fournisseur</w:t>
+      </w:r>
+      <w:r>
+        <w:t xml:space="preserve"> conserve ses droits de </w:t>
+      </w:r>
+      <w:r>
+        <w:lastRenderedPageBreak/>
+        <w:t>propriété intellectuelle préexistants; toutefois, aucune</w:t>
+      </w:r>
+      <w:r>
+        <w:t xml:space="preserve"> </w:t>
+      </w:r>
+      <w:r>
+        <w:t xml:space="preserve">Information confidentielle ne peut être incorporée à ses produits ou services sans autorisation écrite </w:t>
+      </w:r>
+      <w:r>
+        <w:t xml:space="preserve">du </w:t>
+      </w:r>
+      <w:r>
+        <w:rPr>
+          <w:i/>
+          <w:iCs/>
+        </w:rPr>
+        <w:t>Client</w:t>
       </w:r>
       <w:r>
         <w:t>.</w:t>
@@ -1450,7 +1553,7 @@
           <w:b/>
           <w:bCs/>
         </w:rPr>
-        <w:t>Intelligence artificielle</w:t>
+        <w:t>Non-concurrence</w:t>
       </w:r>
       <w:r>
         <w:t xml:space="preserve"> : </w:t>
@@ -1460,41 +1563,29 @@
           <w:i/>
           <w:iCs/>
         </w:rPr>
+        <w:t>le Client</w:t>
+      </w:r>
+      <w:r>
+        <w:t xml:space="preserve"> ne transmettra pas les Informations confidentielles fournies par </w:t>
+      </w:r>
+      <w:r>
+        <w:rPr>
+          <w:i/>
+          <w:iCs/>
+        </w:rPr>
         <w:t>le Fournisseur</w:t>
       </w:r>
       <w:r>
-        <w:t xml:space="preserve"> ne traitera pas les informations confidentielles et données à l’aide de l’intelligence artificielle, reconnaissant qu’un tel traitement ne garantit pas la confidentialité des données</w:t>
-      </w:r>
-      <w:r>
-        <w:t xml:space="preserve">, et que ces données pourraient </w:t>
-      </w:r>
-      <w:r>
-        <w:t xml:space="preserve">— </w:t>
-      </w:r>
-      <w:r>
-        <w:t>avec ou sans connaissance de cause</w:t>
-      </w:r>
-      <w:r>
-        <w:t xml:space="preserve"> —</w:t>
-      </w:r>
-      <w:r>
-        <w:t xml:space="preserve"> servir à entraîner des modèles IA </w:t>
-      </w:r>
-      <w:r>
-        <w:t>hors-site</w:t>
-      </w:r>
-      <w:r>
-        <w:t xml:space="preserve">. </w:t>
-      </w:r>
-      <w:r>
-        <w:rPr>
-          <w:i/>
-          <w:iCs/>
-        </w:rPr>
-        <w:t>La Ville</w:t>
-      </w:r>
-      <w:r>
-        <w:t>, quant à elle, ne soumettra pas les informations confidentielles fournies par le Fournisseur (notamment le schéma de données) à l’intelligence artificielle, pour les mêmes raisons.</w:t>
+        <w:t xml:space="preserve"> à un tiers, ni n’utilisera ces informations pour produire une solution raisonnablement jugée concurrente</w:t>
+      </w:r>
+      <w:r>
+        <w:t>, développée par elle-même ou un tiers</w:t>
+      </w:r>
+      <w:r>
+        <w:t>.</w:t>
+      </w:r>
+      <w:r>
+        <w:br/>
       </w:r>
     </w:p>
     <w:p>
@@ -1510,6 +1601,75 @@
           <w:b/>
           <w:bCs/>
         </w:rPr>
+        <w:t>Intelligence artificielle</w:t>
+      </w:r>
+      <w:r>
+        <w:t xml:space="preserve"> : </w:t>
+      </w:r>
+      <w:r>
+        <w:rPr>
+          <w:i/>
+          <w:iCs/>
+        </w:rPr>
+        <w:t>le Fournisseur</w:t>
+      </w:r>
+      <w:r>
+        <w:t xml:space="preserve"> ne traitera pas les informations confidentielles et données à l’aide de l’intelligence artificielle, reconnaissant qu’un tel traitement ne garantit pas la confidentialité des données</w:t>
+      </w:r>
+      <w:r>
+        <w:t xml:space="preserve">, et que ces données pourraient </w:t>
+      </w:r>
+      <w:r>
+        <w:t xml:space="preserve">— </w:t>
+      </w:r>
+      <w:r>
+        <w:t>avec ou sans connaissance de cause</w:t>
+      </w:r>
+      <w:r>
+        <w:t xml:space="preserve"> —</w:t>
+      </w:r>
+      <w:r>
+        <w:t xml:space="preserve"> servir à entraîner des modèles IA </w:t>
+      </w:r>
+      <w:r>
+        <w:t>hors-site</w:t>
+      </w:r>
+      <w:r>
+        <w:t xml:space="preserve">. </w:t>
+      </w:r>
+      <w:r>
+        <w:rPr>
+          <w:i/>
+          <w:iCs/>
+        </w:rPr>
+        <w:t>Le Client</w:t>
+      </w:r>
+      <w:r>
+        <w:t xml:space="preserve">, quant à </w:t>
+      </w:r>
+      <w:r>
+        <w:t>lui</w:t>
+      </w:r>
+      <w:r>
+        <w:t>, ne soumettra pas les informations confidentielles fournies par le Fournisseur (notamment le schéma de données) à l’intelligence artificielle, pour les mêmes raisons.</w:t>
+      </w:r>
+      <w:r>
+        <w:br/>
+      </w:r>
+    </w:p>
+    <w:p>
+      <w:pPr>
+        <w:pStyle w:val="ListParagraph"/>
+        <w:numPr>
+          <w:ilvl w:val="0"/>
+          <w:numId w:val="5"/>
+        </w:numPr>
+      </w:pPr>
+      <w:r>
+        <w:rPr>
+          <w:b/>
+          <w:bCs/>
+        </w:rPr>
         <w:t>Exclusions</w:t>
       </w:r>
       <w:r>
@@ -1540,13 +1700,8 @@
           <w:numId w:val="5"/>
         </w:numPr>
       </w:pPr>
-      <w:proofErr w:type="gramStart"/>
-      <w:r>
-        <w:t>étaient</w:t>
-      </w:r>
-      <w:proofErr w:type="gramEnd"/>
-      <w:r>
-        <w:t xml:space="preserve"> déjà connues du </w:t>
+      <w:r>
+        <w:t xml:space="preserve">étaient déjà connues du </w:t>
       </w:r>
       <w:r>
         <w:rPr>
@@ -1556,7 +1711,13 @@
         <w:t>Fournisseur</w:t>
       </w:r>
       <w:r>
-        <w:t xml:space="preserve"> avant divulgation, sans obligation de confidentialité;</w:t>
+        <w:t xml:space="preserve"> avant divulgation, sans obligation de confidentialité</w:t>
+      </w:r>
+      <w:r>
+        <w:t xml:space="preserve"> </w:t>
+      </w:r>
+      <w:r>
+        <w:t>;</w:t>
       </w:r>
     </w:p>
     <w:p>
@@ -1567,13 +1728,8 @@
           <w:numId w:val="5"/>
         </w:numPr>
       </w:pPr>
-      <w:proofErr w:type="gramStart"/>
-      <w:r>
-        <w:t>sont</w:t>
-      </w:r>
-      <w:proofErr w:type="gramEnd"/>
-      <w:r>
-        <w:t xml:space="preserve"> devenues publiques sans faute du </w:t>
+      <w:r>
+        <w:t xml:space="preserve">sont devenues publiques sans faute du </w:t>
       </w:r>
       <w:r>
         <w:rPr>
@@ -1581,6 +1737,13 @@
           <w:iCs/>
         </w:rPr>
         <w:t>Fournisseur</w:t>
+      </w:r>
+      <w:r>
+        <w:rPr>
+          <w:i/>
+          <w:iCs/>
+        </w:rPr>
+        <w:t xml:space="preserve"> </w:t>
       </w:r>
       <w:r>
         <w:t>;</w:t>
@@ -1594,13 +1757,14 @@
           <w:numId w:val="5"/>
         </w:numPr>
       </w:pPr>
-      <w:proofErr w:type="gramStart"/>
-      <w:r>
-        <w:t>ont</w:t>
-      </w:r>
-      <w:proofErr w:type="gramEnd"/>
-      <w:r>
-        <w:t xml:space="preserve"> été reçues légalement d’un tiers sans violation d’une obligation de confidentialité;</w:t>
+      <w:r>
+        <w:t>ont été reçues légalement d’un tiers sans violation d’une obligation de confidentialité</w:t>
+      </w:r>
+      <w:r>
+        <w:t xml:space="preserve"> </w:t>
+      </w:r>
+      <w:r>
+        <w:t>;</w:t>
       </w:r>
     </w:p>
     <w:p>
@@ -1611,13 +1775,14 @@
           <w:numId w:val="5"/>
         </w:numPr>
       </w:pPr>
-      <w:proofErr w:type="gramStart"/>
-      <w:r>
-        <w:t>ont</w:t>
-      </w:r>
-      <w:proofErr w:type="gramEnd"/>
-      <w:r>
-        <w:t xml:space="preserve"> été développées indépendamment sans référence aux Informations confidentielles;</w:t>
+      <w:r>
+        <w:t>ont été développées indépendamment sans référence aux Informations confidentielles</w:t>
+      </w:r>
+      <w:r>
+        <w:t>.</w:t>
+      </w:r>
+      <w:r>
+        <w:br/>
       </w:r>
     </w:p>
     <w:p>
@@ -1674,6 +1839,9 @@
       <w:r>
         <w:t>confidentielle, les obligations de confidentialité sont perpétuelles.</w:t>
       </w:r>
+      <w:r>
+        <w:br/>
+      </w:r>
     </w:p>
     <w:p>
       <w:pPr>
@@ -1717,6 +1885,9 @@
       <w:r>
         <w:t>commerciale ou un contrat subséquent.</w:t>
       </w:r>
+      <w:r>
+        <w:br/>
+      </w:r>
     </w:p>
     <w:p>
       <w:pPr>
@@ -1768,8 +1939,6 @@
       </w:r>
     </w:p>
     <w:p/>
-    <w:p/>
-    <w:p/>
     <w:p>
       <w:pPr>
         <w:rPr>
@@ -1791,18 +1960,25 @@
         <w:t>SIGNATURES</w:t>
       </w:r>
     </w:p>
-    <w:p/>
+    <w:p>
+      <w:pPr>
+        <w:rPr>
+          <w:sz w:val="13"/>
+          <w:szCs w:val="13"/>
+        </w:rPr>
+      </w:pPr>
+    </w:p>
     <w:tbl>
       <w:tblPr>
         <w:tblStyle w:val="TableGrid"/>
-        <w:tblW w:w="0" w:type="auto"/>
+        <w:tblW w:w="5000" w:type="pct"/>
         <w:tblLook w:val="04A0" w:firstRow="1" w:lastRow="0" w:firstColumn="1" w:lastColumn="0" w:noHBand="0" w:noVBand="1"/>
       </w:tblPr>
       <w:tblGrid>
-        <w:gridCol w:w="1599"/>
-        <w:gridCol w:w="3100"/>
-        <w:gridCol w:w="1599"/>
-        <w:gridCol w:w="3057"/>
+        <w:gridCol w:w="1671"/>
+        <w:gridCol w:w="3634"/>
+        <w:gridCol w:w="1620"/>
+        <w:gridCol w:w="3006"/>
       </w:tblGrid>
       <w:tr>
         <w:trPr>
@@ -1810,7 +1986,7 @@
         </w:trPr>
         <w:tc>
           <w:tcPr>
-            <w:tcW w:w="4765" w:type="dxa"/>
+            <w:tcW w:w="5305" w:type="dxa"/>
             <w:gridSpan w:val="2"/>
             <w:tcBorders>
               <w:right w:val="single" w:sz="4" w:space="0" w:color="FFFFFF" w:themeColor="background1"/>
@@ -1831,13 +2007,21 @@
                 <w:b/>
                 <w:bCs/>
               </w:rPr>
-              <w:t>POUR LA VILLE</w:t>
+              <w:t xml:space="preserve">POUR </w:t>
+            </w:r>
+            <w:r>
+              <w:rPr>
+                <w:rFonts w:asciiTheme="majorHAnsi" w:hAnsiTheme="majorHAnsi"/>
+                <w:b/>
+                <w:bCs/>
+              </w:rPr>
+              <w:t>LE CLIENT</w:t>
             </w:r>
           </w:p>
         </w:tc>
         <w:tc>
           <w:tcPr>
-            <w:tcW w:w="4590" w:type="dxa"/>
+            <w:tcW w:w="4626" w:type="dxa"/>
             <w:gridSpan w:val="2"/>
             <w:tcBorders>
               <w:top w:val="nil"/>
@@ -1872,7 +2056,7 @@
         </w:trPr>
         <w:tc>
           <w:tcPr>
-            <w:tcW w:w="1525" w:type="dxa"/>
+            <w:tcW w:w="1671" w:type="dxa"/>
             <w:shd w:val="clear" w:color="auto" w:fill="D9D9D9" w:themeFill="background1" w:themeFillShade="D9"/>
             <w:vAlign w:val="center"/>
           </w:tcPr>
@@ -1896,7 +2080,7 @@
         </w:tc>
         <w:tc>
           <w:tcPr>
-            <w:tcW w:w="3240" w:type="dxa"/>
+            <w:tcW w:w="3634" w:type="dxa"/>
             <w:vAlign w:val="center"/>
           </w:tcPr>
           <w:p>
@@ -1909,7 +2093,7 @@
         </w:tc>
         <w:tc>
           <w:tcPr>
-            <w:tcW w:w="1530" w:type="dxa"/>
+            <w:tcW w:w="1620" w:type="dxa"/>
             <w:tcBorders>
               <w:top w:val="nil"/>
             </w:tcBorders>
@@ -1936,7 +2120,7 @@
         </w:tc>
         <w:tc>
           <w:tcPr>
-            <w:tcW w:w="3060" w:type="dxa"/>
+            <w:tcW w:w="3006" w:type="dxa"/>
             <w:tcBorders>
               <w:top w:val="nil"/>
             </w:tcBorders>
@@ -1963,7 +2147,7 @@
         </w:trPr>
         <w:tc>
           <w:tcPr>
-            <w:tcW w:w="1525" w:type="dxa"/>
+            <w:tcW w:w="1671" w:type="dxa"/>
             <w:shd w:val="clear" w:color="auto" w:fill="D9D9D9" w:themeFill="background1" w:themeFillShade="D9"/>
             <w:vAlign w:val="center"/>
           </w:tcPr>
@@ -1987,7 +2171,7 @@
         </w:tc>
         <w:tc>
           <w:tcPr>
-            <w:tcW w:w="3240" w:type="dxa"/>
+            <w:tcW w:w="3634" w:type="dxa"/>
             <w:vAlign w:val="center"/>
           </w:tcPr>
           <w:p>
@@ -2000,7 +2184,7 @@
         </w:tc>
         <w:tc>
           <w:tcPr>
-            <w:tcW w:w="1530" w:type="dxa"/>
+            <w:tcW w:w="1620" w:type="dxa"/>
             <w:shd w:val="clear" w:color="auto" w:fill="D9D9D9" w:themeFill="background1" w:themeFillShade="D9"/>
             <w:vAlign w:val="center"/>
           </w:tcPr>
@@ -2024,7 +2208,7 @@
         </w:tc>
         <w:tc>
           <w:tcPr>
-            <w:tcW w:w="3060" w:type="dxa"/>
+            <w:tcW w:w="3006" w:type="dxa"/>
             <w:vAlign w:val="center"/>
           </w:tcPr>
           <w:p>
@@ -2048,7 +2232,7 @@
         </w:trPr>
         <w:tc>
           <w:tcPr>
-            <w:tcW w:w="1525" w:type="dxa"/>
+            <w:tcW w:w="1671" w:type="dxa"/>
             <w:shd w:val="clear" w:color="auto" w:fill="D9D9D9" w:themeFill="background1" w:themeFillShade="D9"/>
             <w:vAlign w:val="center"/>
           </w:tcPr>
@@ -2072,7 +2256,7 @@
         </w:tc>
         <w:tc>
           <w:tcPr>
-            <w:tcW w:w="3240" w:type="dxa"/>
+            <w:tcW w:w="3634" w:type="dxa"/>
             <w:vAlign w:val="center"/>
           </w:tcPr>
           <w:p>
@@ -2085,7 +2269,7 @@
         </w:tc>
         <w:tc>
           <w:tcPr>
-            <w:tcW w:w="1530" w:type="dxa"/>
+            <w:tcW w:w="1620" w:type="dxa"/>
             <w:shd w:val="clear" w:color="auto" w:fill="D9D9D9" w:themeFill="background1" w:themeFillShade="D9"/>
             <w:vAlign w:val="center"/>
           </w:tcPr>
@@ -2109,7 +2293,7 @@
         </w:tc>
         <w:tc>
           <w:tcPr>
-            <w:tcW w:w="3060" w:type="dxa"/>
+            <w:tcW w:w="3006" w:type="dxa"/>
             <w:vAlign w:val="center"/>
           </w:tcPr>
           <w:p>
@@ -2133,7 +2317,7 @@
         </w:trPr>
         <w:tc>
           <w:tcPr>
-            <w:tcW w:w="1525" w:type="dxa"/>
+            <w:tcW w:w="1671" w:type="dxa"/>
             <w:shd w:val="clear" w:color="auto" w:fill="D9D9D9" w:themeFill="background1" w:themeFillShade="D9"/>
             <w:vAlign w:val="center"/>
           </w:tcPr>
@@ -2157,7 +2341,7 @@
         </w:tc>
         <w:tc>
           <w:tcPr>
-            <w:tcW w:w="3240" w:type="dxa"/>
+            <w:tcW w:w="3634" w:type="dxa"/>
             <w:vAlign w:val="center"/>
           </w:tcPr>
           <w:p>
@@ -2170,7 +2354,7 @@
         </w:tc>
         <w:tc>
           <w:tcPr>
-            <w:tcW w:w="1530" w:type="dxa"/>
+            <w:tcW w:w="1620" w:type="dxa"/>
             <w:shd w:val="clear" w:color="auto" w:fill="D9D9D9" w:themeFill="background1" w:themeFillShade="D9"/>
             <w:vAlign w:val="center"/>
           </w:tcPr>
@@ -2194,7 +2378,7 @@
         </w:tc>
         <w:tc>
           <w:tcPr>
-            <w:tcW w:w="3060" w:type="dxa"/>
+            <w:tcW w:w="3006" w:type="dxa"/>
             <w:vAlign w:val="center"/>
           </w:tcPr>
           <w:p>
@@ -2218,7 +2402,7 @@
         </w:trPr>
         <w:tc>
           <w:tcPr>
-            <w:tcW w:w="1525" w:type="dxa"/>
+            <w:tcW w:w="1671" w:type="dxa"/>
             <w:shd w:val="clear" w:color="auto" w:fill="D9D9D9" w:themeFill="background1" w:themeFillShade="D9"/>
             <w:vAlign w:val="center"/>
           </w:tcPr>
@@ -2242,7 +2426,7 @@
         </w:tc>
         <w:tc>
           <w:tcPr>
-            <w:tcW w:w="3240" w:type="dxa"/>
+            <w:tcW w:w="3634" w:type="dxa"/>
             <w:vAlign w:val="center"/>
           </w:tcPr>
           <w:p>
@@ -2255,7 +2439,7 @@
         </w:tc>
         <w:tc>
           <w:tcPr>
-            <w:tcW w:w="1530" w:type="dxa"/>
+            <w:tcW w:w="1620" w:type="dxa"/>
             <w:shd w:val="clear" w:color="auto" w:fill="D9D9D9" w:themeFill="background1" w:themeFillShade="D9"/>
             <w:vAlign w:val="center"/>
           </w:tcPr>
@@ -2279,7 +2463,7 @@
         </w:tc>
         <w:tc>
           <w:tcPr>
-            <w:tcW w:w="3060" w:type="dxa"/>
+            <w:tcW w:w="3006" w:type="dxa"/>
             <w:vAlign w:val="center"/>
           </w:tcPr>
           <w:p>
@@ -2297,7 +2481,7 @@
         </w:trPr>
         <w:tc>
           <w:tcPr>
-            <w:tcW w:w="1525" w:type="dxa"/>
+            <w:tcW w:w="1671" w:type="dxa"/>
             <w:shd w:val="clear" w:color="auto" w:fill="D9D9D9" w:themeFill="background1" w:themeFillShade="D9"/>
             <w:vAlign w:val="center"/>
           </w:tcPr>
@@ -2321,7 +2505,7 @@
         </w:tc>
         <w:tc>
           <w:tcPr>
-            <w:tcW w:w="3240" w:type="dxa"/>
+            <w:tcW w:w="3634" w:type="dxa"/>
             <w:vAlign w:val="center"/>
           </w:tcPr>
           <w:p>
@@ -2334,7 +2518,7 @@
         </w:tc>
         <w:tc>
           <w:tcPr>
-            <w:tcW w:w="1530" w:type="dxa"/>
+            <w:tcW w:w="1620" w:type="dxa"/>
             <w:shd w:val="clear" w:color="auto" w:fill="D9D9D9" w:themeFill="background1" w:themeFillShade="D9"/>
             <w:vAlign w:val="center"/>
           </w:tcPr>
@@ -2358,7 +2542,7 @@
         </w:tc>
         <w:tc>
           <w:tcPr>
-            <w:tcW w:w="3060" w:type="dxa"/>
+            <w:tcW w:w="3006" w:type="dxa"/>
             <w:vAlign w:val="center"/>
           </w:tcPr>
           <w:p>
@@ -2371,8 +2555,191 @@
         </w:tc>
       </w:tr>
     </w:tbl>
-    <w:p>
-      <w:r>
+    <w:p/>
+    <w:tbl>
+      <w:tblPr>
+        <w:tblStyle w:val="TableGrid"/>
+        <w:tblW w:w="5000" w:type="pct"/>
+        <w:tblBorders>
+          <w:top w:val="none" w:sz="0" w:space="0" w:color="auto"/>
+          <w:left w:val="none" w:sz="0" w:space="0" w:color="auto"/>
+          <w:right w:val="none" w:sz="0" w:space="0" w:color="auto"/>
+          <w:insideH w:val="none" w:sz="0" w:space="0" w:color="auto"/>
+          <w:insideV w:val="none" w:sz="0" w:space="0" w:color="auto"/>
+        </w:tblBorders>
+        <w:tblCellMar>
+          <w:left w:w="0" w:type="dxa"/>
+          <w:bottom w:w="58" w:type="dxa"/>
+          <w:right w:w="0" w:type="dxa"/>
+        </w:tblCellMar>
+        <w:tblLook w:val="04A0" w:firstRow="1" w:lastRow="0" w:firstColumn="1" w:lastColumn="0" w:noHBand="0" w:noVBand="1"/>
+      </w:tblPr>
+      <w:tblGrid>
+        <w:gridCol w:w="7305"/>
+        <w:gridCol w:w="1065"/>
+        <w:gridCol w:w="1566"/>
+      </w:tblGrid>
+      <w:tr>
+        <w:tc>
+          <w:tcPr>
+            <w:tcW w:w="7305" w:type="dxa"/>
+            <w:shd w:val="clear" w:color="auto" w:fill="F2F2F2" w:themeFill="background1" w:themeFillShade="F2"/>
+          </w:tcPr>
+          <w:p>
+            <w:pPr>
+              <w:ind w:left="450" w:hanging="450"/>
+            </w:pPr>
+            <w:r>
+              <w:rPr>
+                <w:rFonts w:cs="Times New Roman (Body CS)"/>
+                <w:noProof/>
+                <w:position w:val="-6"/>
+              </w:rPr>
+              <mc:AlternateContent>
+                <mc:Choice Requires="wps">
+                  <w:drawing>
+                    <wp:inline distT="0" distB="0" distL="0" distR="0" wp14:anchorId="2DE8FDC9" wp14:editId="5E5CD08C">
+                      <wp:extent cx="166978" cy="166978"/>
+                      <wp:effectExtent l="12700" t="12700" r="11430" b="11430"/>
+                      <wp:docPr id="160804277" name="Rectangle 1"/>
+                      <wp:cNvGraphicFramePr/>
+                      <a:graphic xmlns:a="http://schemas.openxmlformats.org/drawingml/2006/main">
+                        <a:graphicData uri="http://schemas.microsoft.com/office/word/2010/wordprocessingShape">
+                          <wps:wsp>
+                            <wps:cNvSpPr/>
+                            <wps:spPr>
+                              <a:xfrm>
+                                <a:off x="0" y="0"/>
+                                <a:ext cx="166978" cy="166978"/>
+                              </a:xfrm>
+                              <a:prstGeom prst="rect">
+                                <a:avLst/>
+                              </a:prstGeom>
+                              <a:solidFill>
+                                <a:schemeClr val="bg1"/>
+                              </a:solidFill>
+                              <a:ln w="19050">
+                                <a:solidFill>
+                                  <a:schemeClr val="tx1"/>
+                                </a:solidFill>
+                              </a:ln>
+                            </wps:spPr>
+                            <wps:style>
+                              <a:lnRef idx="2">
+                                <a:schemeClr val="accent1">
+                                  <a:shade val="15000"/>
+                                </a:schemeClr>
+                              </a:lnRef>
+                              <a:fillRef idx="1">
+                                <a:schemeClr val="accent1"/>
+                              </a:fillRef>
+                              <a:effectRef idx="0">
+                                <a:schemeClr val="accent1"/>
+                              </a:effectRef>
+                              <a:fontRef idx="minor">
+                                <a:schemeClr val="lt1"/>
+                              </a:fontRef>
+                            </wps:style>
+                            <wps:bodyPr rot="0" spcFirstLastPara="0" vertOverflow="overflow" horzOverflow="overflow" vert="horz" wrap="square" lIns="91440" tIns="45720" rIns="91440" bIns="45720" numCol="1" spcCol="0" rtlCol="0" fromWordArt="0" anchor="ctr" anchorCtr="0" forceAA="0" compatLnSpc="1">
+                              <a:prstTxWarp prst="textNoShape">
+                                <a:avLst/>
+                              </a:prstTxWarp>
+                              <a:noAutofit/>
+                            </wps:bodyPr>
+                          </wps:wsp>
+                        </a:graphicData>
+                      </a:graphic>
+                    </wp:inline>
+                  </w:drawing>
+                </mc:Choice>
+                <mc:Fallback>
+                  <w:pict>
+                    <v:rect w14:anchorId="50C6801E" id="Rectangle 1" o:spid="_x0000_s1026" style="width:13.15pt;height:13.15pt;visibility:visible;mso-wrap-style:square;mso-left-percent:-10001;mso-top-percent:-10001;mso-position-horizontal:absolute;mso-position-horizontal-relative:char;mso-position-vertical:absolute;mso-position-vertical-relative:line;mso-left-percent:-10001;mso-top-percent:-10001;v-text-anchor:middle" o:gfxdata="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" fillcolor="white [3212]" strokecolor="black [3213]" strokeweight="1.5pt">
+                      <w10:anchorlock/>
+                    </v:rect>
+                  </w:pict>
+                </mc:Fallback>
+              </mc:AlternateContent>
+            </w:r>
+            <w:r>
+              <w:rPr>
+                <w:rFonts w:cs="Times New Roman (Body CS)"/>
+                <w:position w:val="-6"/>
+              </w:rPr>
+              <w:t xml:space="preserve"> </w:t>
+            </w:r>
+            <w:r>
+              <w:tab/>
+            </w:r>
+            <w:r>
+              <w:rPr>
+                <w:b/>
+                <w:bCs/>
+              </w:rPr>
+              <w:t>MRC, RÉGIES ET AUTRES REGROUPEMENTS</w:t>
+            </w:r>
+            <w:r>
+              <w:t> : Je déclare avoir l’autorisation et/ou l’autorité d’agir au nom des municipalités concernées dans le cadre de la présente Entente.</w:t>
+            </w:r>
+          </w:p>
+        </w:tc>
+        <w:tc>
+          <w:tcPr>
+            <w:tcW w:w="1065" w:type="dxa"/>
+            <w:shd w:val="clear" w:color="auto" w:fill="F2F2F2" w:themeFill="background1" w:themeFillShade="F2"/>
+          </w:tcPr>
+          <w:p>
+            <w:pPr>
+              <w:rPr>
+                <w:b/>
+                <w:bCs/>
+              </w:rPr>
+            </w:pPr>
+          </w:p>
+        </w:tc>
+        <w:tc>
+          <w:tcPr>
+            <w:tcW w:w="1566" w:type="dxa"/>
+            <w:shd w:val="clear" w:color="auto" w:fill="F2F2F2" w:themeFill="background1" w:themeFillShade="F2"/>
+          </w:tcPr>
+          <w:p>
+            <w:pPr>
+              <w:rPr>
+                <w:b/>
+                <w:bCs/>
+              </w:rPr>
+            </w:pPr>
+            <w:r>
+              <w:rPr>
+                <w:b/>
+                <w:bCs/>
+              </w:rPr>
+              <w:t>Initiales</w:t>
+            </w:r>
+          </w:p>
+          <w:p>
+            <w:pPr>
+              <w:jc w:val="right"/>
+            </w:pPr>
+            <w:r>
+              <w:t>Client : _____</w:t>
+            </w:r>
+          </w:p>
+        </w:tc>
+      </w:tr>
+    </w:tbl>
+    <w:p>
+      <w:pPr>
+        <w:rPr>
+          <w:sz w:val="13"/>
+          <w:szCs w:val="13"/>
+        </w:rPr>
+      </w:pPr>
+      <w:r>
+        <w:rPr>
+          <w:sz w:val="13"/>
+          <w:szCs w:val="13"/>
+        </w:rPr>
         <w:br w:type="page"/>
       </w:r>
     </w:p>
@@ -2406,19 +2773,19 @@
           <w:ilvl w:val="0"/>
           <w:numId w:val="6"/>
         </w:numPr>
-      </w:pPr>
-      <w:r>
-        <w:t>La transmission de la base de données entre la Ville et le Fournisseur peut se faire de différentes manières, au choix d</w:t>
-      </w:r>
-      <w:r>
-        <w:t xml:space="preserve">e </w:t>
-      </w:r>
-      <w:r>
-        <w:rPr>
-          <w:i/>
-          <w:iCs/>
-        </w:rPr>
-        <w:t>la Ville</w:t>
+        <w:spacing w:after="240"/>
+      </w:pPr>
+      <w:r>
+        <w:t xml:space="preserve">La transmission de la base de données entre </w:t>
+      </w:r>
+      <w:r>
+        <w:t>le Client</w:t>
+      </w:r>
+      <w:r>
+        <w:t xml:space="preserve"> et le Fournisseur peut se faire de différentes manières, au choix </w:t>
+      </w:r>
+      <w:r>
+        <w:t>du Client</w:t>
       </w:r>
       <w:r>
         <w:t>:</w:t>
@@ -2431,6 +2798,7 @@
           <w:ilvl w:val="1"/>
           <w:numId w:val="6"/>
         </w:numPr>
+        <w:spacing w:after="240"/>
       </w:pPr>
       <w:r>
         <w:t xml:space="preserve">Formulaire sécurisé sur le site web du </w:t>
@@ -2472,6 +2840,7 @@
           <w:ilvl w:val="1"/>
           <w:numId w:val="6"/>
         </w:numPr>
+        <w:spacing w:after="240"/>
       </w:pPr>
       <w:proofErr w:type="spellStart"/>
       <w:r>
@@ -2479,14 +2848,17 @@
       </w:r>
       <w:proofErr w:type="spellEnd"/>
       <w:r>
-        <w:t xml:space="preserve"> manuelle et transmission via un service tiers (au choix de </w:t>
-      </w:r>
-      <w:r>
-        <w:rPr>
-          <w:i/>
-          <w:iCs/>
-        </w:rPr>
-        <w:t>la Ville</w:t>
+        <w:t xml:space="preserve"> manuelle et transmission via un service tiers (au choix </w:t>
+      </w:r>
+      <w:r>
+        <w:t xml:space="preserve">du </w:t>
+      </w:r>
+      <w:r>
+        <w:rPr>
+          <w:i/>
+          <w:iCs/>
+        </w:rPr>
+        <w:t>Client</w:t>
       </w:r>
       <w:r>
         <w:rPr>
@@ -2522,16 +2894,20 @@
           <w:ilvl w:val="1"/>
           <w:numId w:val="6"/>
         </w:numPr>
-      </w:pPr>
-      <w:r>
-        <w:t xml:space="preserve">Remise en main propre (aux frais de </w:t>
-      </w:r>
-      <w:r>
-        <w:rPr>
-          <w:i/>
-          <w:iCs/>
-        </w:rPr>
-        <w:t>la Ville</w:t>
+        <w:spacing w:after="240"/>
+      </w:pPr>
+      <w:r>
+        <w:t xml:space="preserve">Remise en main propre (aux frais </w:t>
+      </w:r>
+      <w:r>
+        <w:t xml:space="preserve">du </w:t>
+      </w:r>
+      <w:r>
+        <w:rPr>
+          <w:i/>
+          <w:iCs/>
+        </w:rPr>
+        <w:t>Client</w:t>
       </w:r>
       <w:r>
         <w:t>) ;</w:t>
@@ -2544,6 +2920,7 @@
           <w:ilvl w:val="0"/>
           <w:numId w:val="6"/>
         </w:numPr>
+        <w:spacing w:after="240"/>
       </w:pPr>
       <w:r>
         <w:t xml:space="preserve">L’envoi via le formulaire sécurisé se fait via les services </w:t>
@@ -2600,6 +2977,7 @@
           <w:ilvl w:val="0"/>
           <w:numId w:val="6"/>
         </w:numPr>
+        <w:spacing w:after="240"/>
       </w:pPr>
       <w:r>
         <w:t xml:space="preserve">Seul l’architecte du logiciel Migration4o a accès aux informations confidentielles et données du côté du </w:t>
@@ -2625,6 +3003,7 @@
           <w:ilvl w:val="0"/>
           <w:numId w:val="6"/>
         </w:numPr>
+        <w:spacing w:after="240"/>
       </w:pPr>
       <w:r>
         <w:t>Les données sont conservées pour la durée de l’Objet dans des environnements sécurisés locaux.</w:t>
@@ -2651,6 +3030,7 @@
           <w:ilvl w:val="0"/>
           <w:numId w:val="6"/>
         </w:numPr>
+        <w:spacing w:after="240"/>
       </w:pPr>
       <w:r>
         <w:t>Les données ne sont PAS traitées par l’intelligence artificielle (IA), mais bien par des processus programmés</w:t>
@@ -2663,12 +3043,103 @@
       </w:r>
       <w:r>
         <w:t xml:space="preserve"> pour entraîner des modèles IA et qu’elles se retrouvent à l’extérieur du Canada. </w:t>
+      </w:r>
+    </w:p>
+    <w:p>
+      <w:pPr>
+        <w:pStyle w:val="ListParagraph"/>
+        <w:numPr>
+          <w:ilvl w:val="0"/>
+          <w:numId w:val="6"/>
+        </w:numPr>
+        <w:spacing w:after="240"/>
+      </w:pPr>
+      <w:r>
+        <w:t xml:space="preserve">Dans le cas où le </w:t>
+      </w:r>
+      <w:r>
+        <w:rPr>
+          <w:i/>
+          <w:iCs/>
+        </w:rPr>
+        <w:t>Client</w:t>
+      </w:r>
+      <w:r>
+        <w:t xml:space="preserve"> souhaiterait faire transmettre ses données traitées via </w:t>
+      </w:r>
+      <w:r>
+        <w:t xml:space="preserve">l’API d’une tierce partie, le </w:t>
+      </w:r>
+      <w:r>
+        <w:rPr>
+          <w:i/>
+          <w:iCs/>
+        </w:rPr>
+        <w:t>Fournisseur</w:t>
+      </w:r>
+      <w:r>
+        <w:t xml:space="preserve"> ne peut garantir </w:t>
+      </w:r>
+      <w:r>
+        <w:t>ni être tenu responsable des</w:t>
+      </w:r>
+      <w:r>
+        <w:t xml:space="preserve"> conditions de sécurité au-delà de ses propres systèmes. Le </w:t>
+      </w:r>
+      <w:r>
+        <w:rPr>
+          <w:i/>
+          <w:iCs/>
+        </w:rPr>
+        <w:t>Client</w:t>
+      </w:r>
+      <w:r>
+        <w:t xml:space="preserve"> devra prendre les démarches nécessaires avec la tierce partie responsable de l’API afin d’obtenir les garanties de sécurité nécessaires</w:t>
+      </w:r>
+      <w:r>
+        <w:t xml:space="preserve"> et/ou recommandées</w:t>
+      </w:r>
+      <w:r>
+        <w:t xml:space="preserve">, notamment en matière de transit, de traitement, d’hébergement, de non-traitement par intelligence artificielle, et toute autre garantie jugée nécessaire par le </w:t>
+      </w:r>
+      <w:r>
+        <w:rPr>
+          <w:i/>
+          <w:iCs/>
+        </w:rPr>
+        <w:t>Client</w:t>
+      </w:r>
+      <w:r>
+        <w:t>.</w:t>
+      </w:r>
+      <w:r>
+        <w:t xml:space="preserve"> </w:t>
+      </w:r>
+      <w:r>
+        <w:rPr>
+          <w:i/>
+          <w:iCs/>
+        </w:rPr>
+        <w:t>Le Fournisseur</w:t>
+      </w:r>
+      <w:r>
+        <w:t xml:space="preserve"> demeure disponible auprès du </w:t>
+      </w:r>
+      <w:r>
+        <w:rPr>
+          <w:i/>
+          <w:iCs/>
+        </w:rPr>
+        <w:t>Client</w:t>
+      </w:r>
+      <w:r>
+        <w:t xml:space="preserve"> pour consultation et conseil sur ce sujet.</w:t>
       </w:r>
     </w:p>
     <w:sectPr>
       <w:footerReference w:type="default" r:id="rId8"/>
       <w:pgSz w:w="12240" w:h="20160"/>
-      <w:pgMar w:top="1440" w:right="1440" w:bottom="1440" w:left="1440" w:header="708" w:footer="708" w:gutter="0"/>
+      <w:pgMar w:top="1152" w:right="1152" w:bottom="1152" w:left="1152" w:header="706" w:footer="706" w:gutter="0"/>
       <w:cols w:space="708"/>
       <w:docGrid w:linePitch="360"/>
     </w:sectPr>
@@ -2742,7 +3213,13 @@
       <w:t>Initiales :</w:t>
     </w:r>
     <w:r>
-      <w:t xml:space="preserve">  Ville : ____</w:t>
+      <w:t xml:space="preserve">  </w:t>
+    </w:r>
+    <w:r>
+      <w:t>Client</w:t>
+    </w:r>
+    <w:r>
+      <w:t> : ____</w:t>
     </w:r>
     <w:proofErr w:type="gramStart"/>
     <w:r>
